--- a/knowledge/面经.docx
+++ b/knowledge/面经.docx
@@ -926,6 +926,7 @@
       <w:pPr>
         <w:widowControl w:val="0"/>
         <w:numPr>
+          <w:ilvl w:val="0"/>
           <w:numId w:val="0"/>
         </w:numPr>
         <w:jc w:val="both"/>
@@ -939,6 +940,7 @@
       <w:pPr>
         <w:widowControl w:val="0"/>
         <w:numPr>
+          <w:ilvl w:val="0"/>
           <w:numId w:val="0"/>
         </w:numPr>
         <w:jc w:val="both"/>
@@ -1143,26 +1145,83 @@
     </w:p>
     <w:p>
       <w:pPr>
-        <w:numPr>
-          <w:ilvl w:val="0"/>
-          <w:numId w:val="8"/>
-        </w:numPr>
-        <w:bidi w:val="0"/>
-        <w:ind w:left="0" w:leftChars="0" w:firstLine="0" w:firstLineChars="0"/>
-        <w:rPr>
-          <w:rFonts w:hint="default"/>
-          <w:lang w:val="en-US" w:eastAsia="zh-CN"/>
-        </w:rPr>
-      </w:pPr>
-      <w:r>
-        <w:rPr>
-          <w:rFonts w:hint="eastAsia"/>
-          <w:lang w:val="en-US" w:eastAsia="zh-CN"/>
-        </w:rPr>
-        <w:t>生命周期</w:t>
+        <w:widowControl w:val="0"/>
+        <w:numPr>
+          <w:numId w:val="0"/>
+        </w:numPr>
+        <w:bidi w:val="0"/>
+        <w:jc w:val="both"/>
+        <w:rPr>
+          <w:rFonts w:hint="default"/>
+          <w:lang w:val="en-US" w:eastAsia="zh-CN"/>
+        </w:rPr>
+      </w:pPr>
+      <w:r>
+        <w:drawing>
+          <wp:inline distT="0" distB="0" distL="114300" distR="114300">
+            <wp:extent cx="2847975" cy="838200"/>
+            <wp:effectExtent l="0" t="0" r="9525" b="0"/>
+            <wp:docPr id="1" name="图片 1"/>
+            <wp:cNvGraphicFramePr>
+              <a:graphicFrameLocks xmlns:a="http://schemas.openxmlformats.org/drawingml/2006/main" noChangeAspect="1"/>
+            </wp:cNvGraphicFramePr>
+            <a:graphic xmlns:a="http://schemas.openxmlformats.org/drawingml/2006/main">
+              <a:graphicData uri="http://schemas.openxmlformats.org/drawingml/2006/picture">
+                <pic:pic xmlns:pic="http://schemas.openxmlformats.org/drawingml/2006/picture">
+                  <pic:nvPicPr>
+                    <pic:cNvPr id="1" name="图片 1"/>
+                    <pic:cNvPicPr>
+                      <a:picLocks noChangeAspect="1"/>
+                    </pic:cNvPicPr>
+                  </pic:nvPicPr>
+                  <pic:blipFill>
+                    <a:blip r:embed="rId4"/>
+                    <a:stretch>
+                      <a:fillRect/>
+                    </a:stretch>
+                  </pic:blipFill>
+                  <pic:spPr>
+                    <a:xfrm>
+                      <a:off x="0" y="0"/>
+                      <a:ext cx="2847975" cy="838200"/>
+                    </a:xfrm>
+                    <a:prstGeom prst="rect">
+                      <a:avLst/>
+                    </a:prstGeom>
+                    <a:noFill/>
+                    <a:ln>
+                      <a:noFill/>
+                    </a:ln>
+                  </pic:spPr>
+                </pic:pic>
+              </a:graphicData>
+            </a:graphic>
+          </wp:inline>
+        </w:drawing>
       </w:r>
       <w:bookmarkStart w:id="0" w:name="_GoBack"/>
       <w:bookmarkEnd w:id="0"/>
+    </w:p>
+    <w:p>
+      <w:pPr>
+        <w:numPr>
+          <w:ilvl w:val="0"/>
+          <w:numId w:val="8"/>
+        </w:numPr>
+        <w:bidi w:val="0"/>
+        <w:ind w:left="0" w:leftChars="0" w:firstLine="0" w:firstLineChars="0"/>
+        <w:rPr>
+          <w:rFonts w:hint="default"/>
+          <w:lang w:val="en-US" w:eastAsia="zh-CN"/>
+        </w:rPr>
+      </w:pPr>
+      <w:r>
+        <w:rPr>
+          <w:rFonts w:hint="eastAsia"/>
+          <w:lang w:val="en-US" w:eastAsia="zh-CN"/>
+        </w:rPr>
+        <w:t>生命周期</w:t>
+      </w:r>
     </w:p>
     <w:sectPr>
       <w:pgSz w:w="11906" w:h="16838"/>

--- a/knowledge/面经.docx
+++ b/knowledge/面经.docx
@@ -1147,6 +1147,7 @@
       <w:pPr>
         <w:widowControl w:val="0"/>
         <w:numPr>
+          <w:ilvl w:val="0"/>
           <w:numId w:val="0"/>
         </w:numPr>
         <w:bidi w:val="0"/>
@@ -1199,29 +1200,378 @@
           </wp:inline>
         </w:drawing>
       </w:r>
+    </w:p>
+    <w:p>
+      <w:pPr>
+        <w:numPr>
+          <w:ilvl w:val="0"/>
+          <w:numId w:val="8"/>
+        </w:numPr>
+        <w:bidi w:val="0"/>
+        <w:ind w:left="0" w:leftChars="0" w:firstLine="0" w:firstLineChars="0"/>
+        <w:rPr>
+          <w:rFonts w:hint="default"/>
+          <w:lang w:val="en-US" w:eastAsia="zh-CN"/>
+        </w:rPr>
+      </w:pPr>
+      <w:r>
+        <w:rPr>
+          <w:rFonts w:hint="eastAsia"/>
+          <w:lang w:val="en-US" w:eastAsia="zh-CN"/>
+        </w:rPr>
+        <w:t>生命周期</w:t>
+      </w:r>
+    </w:p>
+    <w:p>
+      <w:pPr>
+        <w:numPr>
+          <w:ilvl w:val="0"/>
+          <w:numId w:val="0"/>
+        </w:numPr>
+        <w:bidi w:val="0"/>
+        <w:ind w:leftChars="0"/>
+        <w:rPr>
+          <w:rFonts w:hint="eastAsia"/>
+          <w:lang w:val="en-US" w:eastAsia="zh-CN"/>
+        </w:rPr>
+      </w:pPr>
+    </w:p>
+    <w:p>
+      <w:pPr>
+        <w:pStyle w:val="2"/>
+        <w:bidi w:val="0"/>
+        <w:rPr>
+          <w:rFonts w:hint="eastAsia"/>
+          <w:lang w:val="en-US" w:eastAsia="zh-CN"/>
+        </w:rPr>
+      </w:pPr>
+      <w:r>
+        <w:rPr>
+          <w:rFonts w:hint="eastAsia"/>
+          <w:lang w:val="en-US" w:eastAsia="zh-CN"/>
+        </w:rPr>
+        <w:t>成都光子狐</w:t>
+      </w:r>
+    </w:p>
+    <w:p>
+      <w:pPr>
+        <w:rPr>
+          <w:rFonts w:hint="default"/>
+          <w:lang w:val="en-US" w:eastAsia="zh-CN"/>
+        </w:rPr>
+      </w:pPr>
+      <w:r>
+        <w:rPr>
+          <w:rFonts w:hint="eastAsia"/>
+          <w:lang w:val="en-US" w:eastAsia="zh-CN"/>
+        </w:rPr>
+        <w:t>笔</w:t>
+      </w:r>
+    </w:p>
+    <w:p>
+      <w:pPr>
+        <w:rPr>
+          <w:rFonts w:hint="eastAsia"/>
+          <w:lang w:val="en-US" w:eastAsia="zh-CN"/>
+        </w:rPr>
+      </w:pPr>
+      <w:r>
+        <w:rPr>
+          <w:rFonts w:hint="eastAsia"/>
+          <w:lang w:val="en-US" w:eastAsia="zh-CN"/>
+        </w:rPr>
+        <w:t>12道408（计算机组成原理、计网、数据结构、c++）</w:t>
+      </w:r>
+    </w:p>
+    <w:p>
+      <w:pPr>
+        <w:rPr>
+          <w:rFonts w:hint="eastAsia"/>
+          <w:lang w:val="en-US" w:eastAsia="zh-CN"/>
+        </w:rPr>
+      </w:pPr>
+    </w:p>
+    <w:p>
+      <w:pPr>
+        <w:rPr>
+          <w:rFonts w:hint="eastAsia"/>
+          <w:lang w:val="en-US" w:eastAsia="zh-CN"/>
+        </w:rPr>
+      </w:pPr>
+      <w:r>
+        <w:rPr>
+          <w:rFonts w:hint="eastAsia"/>
+          <w:lang w:val="en-US" w:eastAsia="zh-CN"/>
+        </w:rPr>
+        <w:t>算法：</w:t>
+      </w:r>
+    </w:p>
+    <w:p>
+      <w:pPr>
+        <w:numPr>
+          <w:ilvl w:val="0"/>
+          <w:numId w:val="9"/>
+        </w:numPr>
+        <w:rPr>
+          <w:rFonts w:hint="eastAsia"/>
+          <w:lang w:val="en-US" w:eastAsia="zh-CN"/>
+        </w:rPr>
+      </w:pPr>
+      <w:r>
+        <w:rPr>
+          <w:rFonts w:hint="eastAsia"/>
+          <w:lang w:val="en-US" w:eastAsia="zh-CN"/>
+        </w:rPr>
+        <w:t>二分搜索算法</w:t>
+      </w:r>
+    </w:p>
+    <w:p>
+      <w:pPr>
+        <w:numPr>
+          <w:ilvl w:val="0"/>
+          <w:numId w:val="9"/>
+        </w:numPr>
+        <w:rPr>
+          <w:rFonts w:hint="default"/>
+          <w:lang w:val="en-US" w:eastAsia="zh-CN"/>
+        </w:rPr>
+      </w:pPr>
+      <w:r>
+        <w:rPr>
+          <w:rFonts w:hint="eastAsia"/>
+          <w:lang w:val="en-US" w:eastAsia="zh-CN"/>
+        </w:rPr>
+        <w:t>用一个O(nlogn)的算法获得第K大的数</w:t>
+      </w:r>
+    </w:p>
+    <w:p>
+      <w:pPr>
+        <w:numPr>
+          <w:ilvl w:val="0"/>
+          <w:numId w:val="9"/>
+        </w:numPr>
+        <w:rPr>
+          <w:rFonts w:hint="default"/>
+          <w:lang w:val="en-US" w:eastAsia="zh-CN"/>
+        </w:rPr>
+      </w:pPr>
+      <w:r>
+        <w:rPr>
+          <w:rFonts w:hint="eastAsia"/>
+          <w:lang w:val="en-US" w:eastAsia="zh-CN"/>
+        </w:rPr>
+        <w:t>广度优先搜索遍历二叉树</w:t>
+      </w:r>
+    </w:p>
+    <w:p>
+      <w:pPr>
+        <w:widowControl w:val="0"/>
+        <w:numPr>
+          <w:ilvl w:val="0"/>
+          <w:numId w:val="0"/>
+        </w:numPr>
+        <w:jc w:val="both"/>
+        <w:rPr>
+          <w:rFonts w:hint="eastAsia"/>
+          <w:lang w:val="en-US" w:eastAsia="zh-CN"/>
+        </w:rPr>
+      </w:pPr>
+    </w:p>
+    <w:p>
+      <w:pPr>
+        <w:widowControl w:val="0"/>
+        <w:numPr>
+          <w:ilvl w:val="0"/>
+          <w:numId w:val="0"/>
+        </w:numPr>
+        <w:jc w:val="both"/>
+        <w:rPr>
+          <w:rFonts w:hint="eastAsia"/>
+          <w:lang w:val="en-US" w:eastAsia="zh-CN"/>
+        </w:rPr>
+      </w:pPr>
+      <w:r>
+        <w:rPr>
+          <w:rFonts w:hint="eastAsia"/>
+          <w:lang w:val="en-US" w:eastAsia="zh-CN"/>
+        </w:rPr>
+        <w:t>面</w:t>
+      </w:r>
+      <w:r>
+        <w:rPr>
+          <w:rFonts w:hint="eastAsia"/>
+          <w:lang w:val="en-US" w:eastAsia="zh-CN"/>
+        </w:rPr>
+        <w:br w:type="textWrapping"/>
+      </w:r>
+      <w:r>
+        <w:rPr>
+          <w:rFonts w:hint="eastAsia"/>
+          <w:lang w:val="en-US" w:eastAsia="zh-CN"/>
+        </w:rPr>
+        <w:t>如何解决UI自适应问题</w:t>
+      </w:r>
+    </w:p>
+    <w:p>
+      <w:pPr>
+        <w:widowControl w:val="0"/>
+        <w:numPr>
+          <w:ilvl w:val="0"/>
+          <w:numId w:val="0"/>
+        </w:numPr>
+        <w:jc w:val="both"/>
+        <w:rPr>
+          <w:rFonts w:hint="default"/>
+          <w:lang w:val="en-US" w:eastAsia="zh-CN"/>
+        </w:rPr>
+      </w:pPr>
+      <w:r>
+        <w:rPr>
+          <w:rFonts w:hint="eastAsia"/>
+          <w:lang w:val="en-US" w:eastAsia="zh-CN"/>
+        </w:rPr>
+        <w:t>(锚点与轴心、配置canvas scale</w:t>
+      </w:r>
+      <w:r>
+        <w:drawing>
+          <wp:inline distT="0" distB="0" distL="114300" distR="114300">
+            <wp:extent cx="1183640" cy="132715"/>
+            <wp:effectExtent l="0" t="0" r="16510" b="635"/>
+            <wp:docPr id="2" name="图片 1"/>
+            <wp:cNvGraphicFramePr>
+              <a:graphicFrameLocks xmlns:a="http://schemas.openxmlformats.org/drawingml/2006/main" noChangeAspect="1"/>
+            </wp:cNvGraphicFramePr>
+            <a:graphic xmlns:a="http://schemas.openxmlformats.org/drawingml/2006/main">
+              <a:graphicData uri="http://schemas.openxmlformats.org/drawingml/2006/picture">
+                <pic:pic xmlns:pic="http://schemas.openxmlformats.org/drawingml/2006/picture">
+                  <pic:nvPicPr>
+                    <pic:cNvPr id="2" name="图片 1"/>
+                    <pic:cNvPicPr>
+                      <a:picLocks noChangeAspect="1"/>
+                    </pic:cNvPicPr>
+                  </pic:nvPicPr>
+                  <pic:blipFill>
+                    <a:blip r:embed="rId5"/>
+                    <a:stretch>
+                      <a:fillRect/>
+                    </a:stretch>
+                  </pic:blipFill>
+                  <pic:spPr>
+                    <a:xfrm>
+                      <a:off x="0" y="0"/>
+                      <a:ext cx="1183640" cy="132715"/>
+                    </a:xfrm>
+                    <a:prstGeom prst="rect">
+                      <a:avLst/>
+                    </a:prstGeom>
+                    <a:noFill/>
+                    <a:ln>
+                      <a:noFill/>
+                    </a:ln>
+                  </pic:spPr>
+                </pic:pic>
+              </a:graphicData>
+            </a:graphic>
+          </wp:inline>
+        </w:drawing>
+      </w:r>
+      <w:r>
+        <w:rPr>
+          <w:rFonts w:hint="eastAsia"/>
+          <w:lang w:val="en-US" w:eastAsia="zh-CN"/>
+        </w:rPr>
+        <w:t>、屏幕安全区获取safearea）</w:t>
+      </w:r>
+    </w:p>
+    <w:p>
+      <w:pPr>
+        <w:widowControl w:val="0"/>
+        <w:numPr>
+          <w:ilvl w:val="0"/>
+          <w:numId w:val="0"/>
+        </w:numPr>
+        <w:jc w:val="both"/>
+        <w:rPr>
+          <w:rFonts w:hint="eastAsia"/>
+          <w:lang w:val="en-US" w:eastAsia="zh-CN"/>
+        </w:rPr>
+      </w:pPr>
+      <w:r>
+        <w:rPr>
+          <w:rFonts w:hint="eastAsia"/>
+          <w:lang w:val="en-US" w:eastAsia="zh-CN"/>
+        </w:rPr>
+        <w:t>对象池：当出现某一时刻某一物体大量出现，如何解决</w:t>
+      </w:r>
+    </w:p>
+    <w:p>
+      <w:pPr>
+        <w:widowControl w:val="0"/>
+        <w:numPr>
+          <w:ilvl w:val="0"/>
+          <w:numId w:val="0"/>
+        </w:numPr>
+        <w:jc w:val="both"/>
+        <w:rPr>
+          <w:rFonts w:hint="eastAsia"/>
+          <w:lang w:val="en-US" w:eastAsia="zh-CN"/>
+        </w:rPr>
+      </w:pPr>
+    </w:p>
+    <w:p>
+      <w:pPr>
+        <w:pStyle w:val="2"/>
+        <w:bidi w:val="0"/>
+        <w:rPr>
+          <w:rFonts w:hint="eastAsia"/>
+          <w:lang w:val="en-US" w:eastAsia="zh-CN"/>
+        </w:rPr>
+      </w:pPr>
+      <w:r>
+        <w:rPr>
+          <w:rFonts w:hint="eastAsia"/>
+          <w:lang w:val="en-US" w:eastAsia="zh-CN"/>
+        </w:rPr>
+        <w:t>成都青瓷</w:t>
+      </w:r>
+    </w:p>
+    <w:p>
+      <w:pPr>
+        <w:rPr>
+          <w:rFonts w:hint="default"/>
+          <w:lang w:val="en-US" w:eastAsia="zh-CN"/>
+        </w:rPr>
+      </w:pPr>
+      <w:r>
+        <w:rPr>
+          <w:rFonts w:hint="eastAsia"/>
+          <w:lang w:val="en-US" w:eastAsia="zh-CN"/>
+        </w:rPr>
+        <w:t>最奇葩：集体线下笔试，但不考任何知识点，让你写个人经历和对公司看法，以及</w:t>
+      </w:r>
       <w:bookmarkStart w:id="0" w:name="_GoBack"/>
       <w:bookmarkEnd w:id="0"/>
-    </w:p>
-    <w:p>
-      <w:pPr>
-        <w:numPr>
-          <w:ilvl w:val="0"/>
-          <w:numId w:val="8"/>
-        </w:numPr>
-        <w:bidi w:val="0"/>
-        <w:ind w:left="0" w:leftChars="0" w:firstLine="0" w:firstLineChars="0"/>
-        <w:rPr>
-          <w:rFonts w:hint="default"/>
-          <w:lang w:val="en-US" w:eastAsia="zh-CN"/>
-        </w:rPr>
-      </w:pPr>
-      <w:r>
-        <w:rPr>
-          <w:rFonts w:hint="eastAsia"/>
-          <w:lang w:val="en-US" w:eastAsia="zh-CN"/>
-        </w:rPr>
-        <w:t>生命周期</w:t>
-      </w:r>
+      <w:r>
+        <w:rPr>
+          <w:rFonts w:hint="eastAsia"/>
+          <w:lang w:val="en-US" w:eastAsia="zh-CN"/>
+        </w:rPr>
+        <w:t>写思维导图（更像是HR面内容，可能意在考逻辑思维，毕竟工作内容是用AI）</w:t>
+      </w:r>
+    </w:p>
+    <w:p>
+      <w:pPr>
+        <w:widowControl w:val="0"/>
+        <w:numPr>
+          <w:ilvl w:val="0"/>
+          <w:numId w:val="0"/>
+        </w:numPr>
+        <w:jc w:val="both"/>
+        <w:rPr>
+          <w:rFonts w:hint="default"/>
+          <w:lang w:val="en-US" w:eastAsia="zh-CN"/>
+        </w:rPr>
+      </w:pPr>
     </w:p>
     <w:sectPr>
       <w:pgSz w:w="11906" w:h="16838"/>
@@ -1264,6 +1614,18 @@
     </w:lvl>
   </w:abstractNum>
   <w:abstractNum w:abstractNumId="2">
+    <w:nsid w:val="AB118B50"/>
+    <w:multiLevelType w:val="singleLevel"/>
+    <w:tmpl w:val="AB118B50"/>
+    <w:lvl w:ilvl="0" w:tentative="0">
+      <w:start w:val="1"/>
+      <w:numFmt w:val="decimal"/>
+      <w:suff w:val="nothing"/>
+      <w:lvlText w:val="%1、"/>
+      <w:lvlJc w:val="left"/>
+    </w:lvl>
+  </w:abstractNum>
+  <w:abstractNum w:abstractNumId="3">
     <w:nsid w:val="DBD95121"/>
     <w:multiLevelType w:val="singleLevel"/>
     <w:tmpl w:val="DBD95121"/>
@@ -1279,7 +1641,7 @@
       </w:pPr>
     </w:lvl>
   </w:abstractNum>
-  <w:abstractNum w:abstractNumId="3">
+  <w:abstractNum w:abstractNumId="4">
     <w:nsid w:val="E0CD820D"/>
     <w:multiLevelType w:val="singleLevel"/>
     <w:tmpl w:val="E0CD820D"/>
@@ -1295,7 +1657,7 @@
       </w:pPr>
     </w:lvl>
   </w:abstractNum>
-  <w:abstractNum w:abstractNumId="4">
+  <w:abstractNum w:abstractNumId="5">
     <w:nsid w:val="E70AA269"/>
     <w:multiLevelType w:val="singleLevel"/>
     <w:tmpl w:val="E70AA269"/>
@@ -1307,7 +1669,7 @@
       <w:lvlJc w:val="left"/>
     </w:lvl>
   </w:abstractNum>
-  <w:abstractNum w:abstractNumId="5">
+  <w:abstractNum w:abstractNumId="6">
     <w:nsid w:val="F92D86AF"/>
     <w:multiLevelType w:val="singleLevel"/>
     <w:tmpl w:val="F92D86AF"/>
@@ -1323,7 +1685,7 @@
       </w:pPr>
     </w:lvl>
   </w:abstractNum>
-  <w:abstractNum w:abstractNumId="6">
+  <w:abstractNum w:abstractNumId="7">
     <w:nsid w:val="507FE347"/>
     <w:multiLevelType w:val="singleLevel"/>
     <w:tmpl w:val="507FE347"/>
@@ -1339,7 +1701,7 @@
       </w:pPr>
     </w:lvl>
   </w:abstractNum>
-  <w:abstractNum w:abstractNumId="7">
+  <w:abstractNum w:abstractNumId="8">
     <w:nsid w:val="70FE981A"/>
     <w:multiLevelType w:val="singleLevel"/>
     <w:tmpl w:val="70FE981A"/>
@@ -1352,28 +1714,31 @@
     </w:lvl>
   </w:abstractNum>
   <w:num w:numId="1">
-    <w:abstractNumId w:val="5"/>
+    <w:abstractNumId w:val="6"/>
   </w:num>
   <w:num w:numId="2">
-    <w:abstractNumId w:val="6"/>
+    <w:abstractNumId w:val="7"/>
   </w:num>
   <w:num w:numId="3">
     <w:abstractNumId w:val="1"/>
   </w:num>
   <w:num w:numId="4">
+    <w:abstractNumId w:val="4"/>
+  </w:num>
+  <w:num w:numId="5">
     <w:abstractNumId w:val="3"/>
   </w:num>
-  <w:num w:numId="5">
-    <w:abstractNumId w:val="2"/>
-  </w:num>
   <w:num w:numId="6">
-    <w:abstractNumId w:val="7"/>
+    <w:abstractNumId w:val="8"/>
   </w:num>
   <w:num w:numId="7">
-    <w:abstractNumId w:val="4"/>
+    <w:abstractNumId w:val="5"/>
   </w:num>
   <w:num w:numId="8">
     <w:abstractNumId w:val="0"/>
+  </w:num>
+  <w:num w:numId="9">
+    <w:abstractNumId w:val="2"/>
   </w:num>
 </w:numbering>
 </file>

--- a/knowledge/面经.docx
+++ b/knowledge/面经.docx
@@ -1547,23 +1547,512 @@
           <w:rFonts w:hint="eastAsia"/>
           <w:lang w:val="en-US" w:eastAsia="zh-CN"/>
         </w:rPr>
-        <w:t>最奇葩：集体线下笔试，但不考任何知识点，让你写个人经历和对公司看法，以及</w:t>
+        <w:t>最奇葩：集体线下笔试，但不考任何知识点，让你写个人经历和对公司看法，以及写思维导图（更像是HR面内容，可能意在考逻辑思维，毕竟工作内容是用AI）</w:t>
+      </w:r>
+    </w:p>
+    <w:p>
+      <w:pPr>
+        <w:widowControl w:val="0"/>
+        <w:numPr>
+          <w:ilvl w:val="0"/>
+          <w:numId w:val="0"/>
+        </w:numPr>
+        <w:jc w:val="both"/>
+        <w:rPr>
+          <w:rFonts w:hint="default"/>
+          <w:lang w:val="en-US" w:eastAsia="zh-CN"/>
+        </w:rPr>
+      </w:pPr>
+    </w:p>
+    <w:p>
+      <w:pPr>
+        <w:widowControl w:val="0"/>
+        <w:numPr>
+          <w:ilvl w:val="0"/>
+          <w:numId w:val="0"/>
+        </w:numPr>
+        <w:jc w:val="both"/>
+        <w:rPr>
+          <w:rFonts w:hint="default"/>
+          <w:lang w:val="en-US" w:eastAsia="zh-CN"/>
+        </w:rPr>
+      </w:pPr>
+    </w:p>
+    <w:p>
+      <w:pPr>
+        <w:pStyle w:val="2"/>
+        <w:bidi w:val="0"/>
+        <w:rPr>
+          <w:rFonts w:hint="eastAsia"/>
+          <w:lang w:val="en-US" w:eastAsia="zh-CN"/>
+        </w:rPr>
+      </w:pPr>
+      <w:r>
+        <w:rPr>
+          <w:rFonts w:hint="eastAsia"/>
+          <w:lang w:val="en-US" w:eastAsia="zh-CN"/>
+        </w:rPr>
+        <w:t>成都火娃娃</w:t>
+      </w:r>
+    </w:p>
+    <w:p>
+      <w:pPr>
+        <w:rPr>
+          <w:rFonts w:hint="eastAsia"/>
+          <w:lang w:val="en-US" w:eastAsia="zh-CN"/>
+        </w:rPr>
+      </w:pPr>
+      <w:r>
+        <w:rPr>
+          <w:rFonts w:hint="eastAsia"/>
+          <w:lang w:val="en-US" w:eastAsia="zh-CN"/>
+        </w:rPr>
+        <w:t>一面HR，没啥好说的，就是问你有没有offer这里，感觉没答好。</w:t>
+      </w:r>
+    </w:p>
+    <w:p>
+      <w:pPr>
+        <w:rPr>
+          <w:rFonts w:hint="eastAsia"/>
+          <w:lang w:val="en-US" w:eastAsia="zh-CN"/>
+        </w:rPr>
+      </w:pPr>
+    </w:p>
+    <w:p>
+      <w:pPr>
+        <w:rPr>
+          <w:rFonts w:hint="eastAsia"/>
+          <w:lang w:val="en-US" w:eastAsia="zh-CN"/>
+        </w:rPr>
+      </w:pPr>
+      <w:r>
+        <w:rPr>
+          <w:rFonts w:hint="eastAsia"/>
+          <w:lang w:val="en-US" w:eastAsia="zh-CN"/>
+        </w:rPr>
+        <w:t>二面技术：</w:t>
+      </w:r>
+    </w:p>
+    <w:p>
+      <w:pPr>
+        <w:numPr>
+          <w:ilvl w:val="0"/>
+          <w:numId w:val="10"/>
+        </w:numPr>
+        <w:rPr>
+          <w:rFonts w:hint="eastAsia"/>
+          <w:lang w:val="en-US" w:eastAsia="zh-CN"/>
+        </w:rPr>
+      </w:pPr>
+      <w:r>
+        <w:rPr>
+          <w:rFonts w:hint="eastAsia"/>
+          <w:lang w:val="en-US" w:eastAsia="zh-CN"/>
+        </w:rPr>
+        <w:t>值/引用区别 栈与堆</w:t>
+      </w:r>
+    </w:p>
+    <w:p>
+      <w:pPr>
+        <w:numPr>
+          <w:ilvl w:val="0"/>
+          <w:numId w:val="10"/>
+        </w:numPr>
+        <w:rPr>
+          <w:rFonts w:hint="default"/>
+          <w:lang w:val="en-US" w:eastAsia="zh-CN"/>
+        </w:rPr>
+      </w:pPr>
+      <w:r>
+        <w:rPr>
+          <w:rFonts w:hint="eastAsia"/>
+          <w:lang w:val="en-US" w:eastAsia="zh-CN"/>
+        </w:rPr>
+        <w:t>结构体内存？（栈）</w:t>
+      </w:r>
+      <w:r>
+        <w:rPr>
+          <w:rFonts w:hint="eastAsia"/>
+          <w:lang w:val="en-US" w:eastAsia="zh-CN"/>
+        </w:rPr>
+        <w:br w:type="textWrapping"/>
+      </w:r>
+      <w:r>
+        <w:rPr>
+          <w:rFonts w:hint="eastAsia"/>
+          <w:lang w:val="en-US" w:eastAsia="zh-CN"/>
+        </w:rPr>
+        <w:t>能否继承？为什么不能？（不能）（类继承依赖虚方法表，结构体没有虚方法表等等）</w:t>
+      </w:r>
+      <w:r>
+        <w:rPr>
+          <w:rFonts w:hint="eastAsia"/>
+          <w:lang w:val="en-US" w:eastAsia="zh-CN"/>
+        </w:rPr>
+        <w:br w:type="textWrapping"/>
+      </w:r>
+      <w:r>
+        <w:rPr>
+          <w:rFonts w:hint="eastAsia"/>
+          <w:lang w:val="en-US" w:eastAsia="zh-CN"/>
+        </w:rPr>
+        <w:t>能否继承接口？（可以）</w:t>
+      </w:r>
+    </w:p>
+    <w:p>
+      <w:pPr>
+        <w:numPr>
+          <w:ilvl w:val="0"/>
+          <w:numId w:val="10"/>
+        </w:numPr>
+        <w:rPr>
+          <w:rFonts w:hint="default"/>
+          <w:lang w:val="en-US" w:eastAsia="zh-CN"/>
+        </w:rPr>
+      </w:pPr>
+      <w:r>
+        <w:rPr>
+          <w:rFonts w:hint="eastAsia"/>
+          <w:lang w:val="en-US" w:eastAsia="zh-CN"/>
+        </w:rPr>
+        <w:t>Addressable与AB包</w:t>
+      </w:r>
+    </w:p>
+    <w:p>
+      <w:pPr>
+        <w:numPr>
+          <w:ilvl w:val="0"/>
+          <w:numId w:val="10"/>
+        </w:numPr>
+        <w:rPr>
+          <w:rFonts w:hint="default"/>
+          <w:lang w:val="en-US" w:eastAsia="zh-CN"/>
+        </w:rPr>
+      </w:pPr>
+      <w:r>
+        <w:rPr>
+          <w:rFonts w:hint="eastAsia"/>
+          <w:lang w:val="en-US" w:eastAsia="zh-CN"/>
+        </w:rPr>
+        <w:t>ScriptableObject引用相关</w:t>
+      </w:r>
+    </w:p>
+    <w:p>
+      <w:pPr>
+        <w:numPr>
+          <w:ilvl w:val="0"/>
+          <w:numId w:val="10"/>
+        </w:numPr>
+        <w:rPr>
+          <w:rFonts w:hint="default"/>
+          <w:lang w:val="en-US" w:eastAsia="zh-CN"/>
+        </w:rPr>
+      </w:pPr>
+      <w:r>
+        <w:rPr>
+          <w:rFonts w:hint="eastAsia"/>
+          <w:lang w:val="en-US" w:eastAsia="zh-CN"/>
+        </w:rPr>
+        <w:t>爱玩的游戏</w:t>
+      </w:r>
+    </w:p>
+    <w:p>
+      <w:pPr>
+        <w:numPr>
+          <w:ilvl w:val="0"/>
+          <w:numId w:val="0"/>
+        </w:numPr>
+        <w:rPr>
+          <w:rFonts w:hint="eastAsia"/>
+          <w:lang w:val="en-US" w:eastAsia="zh-CN"/>
+        </w:rPr>
+      </w:pPr>
+      <w:r>
+        <w:rPr>
+          <w:rFonts w:hint="eastAsia"/>
+          <w:lang w:val="en-US" w:eastAsia="zh-CN"/>
+        </w:rPr>
+        <w:t>挂：只是会使用，没有底层理解，需要加强底层基础。</w:t>
+      </w:r>
+    </w:p>
+    <w:p>
+      <w:pPr>
+        <w:numPr>
+          <w:ilvl w:val="0"/>
+          <w:numId w:val="0"/>
+        </w:numPr>
+        <w:rPr>
+          <w:rFonts w:hint="eastAsia"/>
+          <w:lang w:val="en-US" w:eastAsia="zh-CN"/>
+        </w:rPr>
+      </w:pPr>
+    </w:p>
+    <w:p>
+      <w:pPr>
+        <w:pStyle w:val="2"/>
+        <w:bidi w:val="0"/>
+        <w:rPr>
+          <w:rFonts w:hint="eastAsia"/>
+          <w:lang w:val="en-US" w:eastAsia="zh-CN"/>
+        </w:rPr>
+      </w:pPr>
+      <w:r>
+        <w:rPr>
+          <w:rFonts w:hint="eastAsia"/>
+          <w:lang w:val="en-US" w:eastAsia="zh-CN"/>
+        </w:rPr>
+        <w:t>杭州卡日曲</w:t>
+      </w:r>
+    </w:p>
+    <w:p>
+      <w:pPr>
+        <w:numPr>
+          <w:ilvl w:val="0"/>
+          <w:numId w:val="0"/>
+        </w:numPr>
+        <w:rPr>
+          <w:rFonts w:hint="eastAsia"/>
+          <w:lang w:val="en-US" w:eastAsia="zh-CN"/>
+        </w:rPr>
+      </w:pPr>
+      <w:r>
+        <w:rPr>
+          <w:rFonts w:hint="eastAsia"/>
+          <w:lang w:val="en-US" w:eastAsia="zh-CN"/>
+        </w:rPr>
+        <w:t>一面（重基础）</w:t>
+      </w:r>
+    </w:p>
+    <w:p>
+      <w:pPr>
+        <w:numPr>
+          <w:ilvl w:val="0"/>
+          <w:numId w:val="11"/>
+        </w:numPr>
+        <w:rPr>
+          <w:rFonts w:hint="eastAsia"/>
+          <w:lang w:val="en-US" w:eastAsia="zh-CN"/>
+        </w:rPr>
+      </w:pPr>
+      <w:r>
+        <w:rPr>
+          <w:rFonts w:hint="eastAsia"/>
+          <w:lang w:val="en-US" w:eastAsia="zh-CN"/>
+        </w:rPr>
+        <w:t>数组与链表的关系</w:t>
+      </w:r>
+    </w:p>
+    <w:p>
+      <w:pPr>
+        <w:numPr>
+          <w:ilvl w:val="0"/>
+          <w:numId w:val="11"/>
+        </w:numPr>
+        <w:rPr>
+          <w:rFonts w:hint="default"/>
+          <w:lang w:val="en-US" w:eastAsia="zh-CN"/>
+        </w:rPr>
+      </w:pPr>
+      <w:r>
+        <w:rPr>
+          <w:rFonts w:hint="eastAsia"/>
+          <w:lang w:val="en-US" w:eastAsia="zh-CN"/>
+        </w:rPr>
+        <w:t>哈希表、哈希冲突</w:t>
+      </w:r>
+    </w:p>
+    <w:p>
+      <w:pPr>
+        <w:numPr>
+          <w:ilvl w:val="0"/>
+          <w:numId w:val="11"/>
+        </w:numPr>
+        <w:rPr>
+          <w:rFonts w:hint="default"/>
+          <w:lang w:val="en-US" w:eastAsia="zh-CN"/>
+        </w:rPr>
+      </w:pPr>
+      <w:r>
+        <w:rPr>
+          <w:rFonts w:hint="eastAsia"/>
+          <w:lang w:val="en-US" w:eastAsia="zh-CN"/>
+        </w:rPr>
+        <w:t>如何判断链表是否存在循环、如何查找循环起始节点</w:t>
+      </w:r>
+    </w:p>
+    <w:p>
+      <w:pPr>
+        <w:numPr>
+          <w:ilvl w:val="0"/>
+          <w:numId w:val="11"/>
+        </w:numPr>
+        <w:rPr>
+          <w:rFonts w:hint="default"/>
+          <w:lang w:val="en-US" w:eastAsia="zh-CN"/>
+        </w:rPr>
+      </w:pPr>
+      <w:r>
+        <w:rPr>
+          <w:rFonts w:hint="eastAsia"/>
+          <w:lang w:val="en-US" w:eastAsia="zh-CN"/>
+        </w:rPr>
+        <w:t>图的搜索算法、A*</w:t>
+      </w:r>
+    </w:p>
+    <w:p>
+      <w:pPr>
+        <w:numPr>
+          <w:ilvl w:val="0"/>
+          <w:numId w:val="11"/>
+        </w:numPr>
+        <w:rPr>
+          <w:rFonts w:hint="default"/>
+          <w:lang w:val="en-US" w:eastAsia="zh-CN"/>
+        </w:rPr>
+      </w:pPr>
+      <w:r>
+        <w:rPr>
+          <w:rFonts w:hint="eastAsia"/>
+          <w:lang w:val="en-US" w:eastAsia="zh-CN"/>
+        </w:rPr>
+        <w:t>Tcp/UDP(计算机网络不止考这些，我只知道且答上了这些)</w:t>
+      </w:r>
+    </w:p>
+    <w:p>
+      <w:pPr>
+        <w:numPr>
+          <w:ilvl w:val="0"/>
+          <w:numId w:val="11"/>
+        </w:numPr>
+        <w:rPr>
+          <w:rFonts w:hint="default"/>
+          <w:lang w:val="en-US" w:eastAsia="zh-CN"/>
+        </w:rPr>
+      </w:pPr>
+      <w:r>
+        <w:rPr>
+          <w:rFonts w:hint="eastAsia"/>
+          <w:lang w:val="en-US" w:eastAsia="zh-CN"/>
+        </w:rPr>
+        <w:t>计算机操作系统（这个也同样没答上）</w:t>
+      </w:r>
+    </w:p>
+    <w:p>
+      <w:pPr>
+        <w:numPr>
+          <w:ilvl w:val="0"/>
+          <w:numId w:val="11"/>
+        </w:numPr>
+        <w:rPr>
+          <w:rFonts w:hint="default"/>
+          <w:lang w:val="en-US" w:eastAsia="zh-CN"/>
+        </w:rPr>
+      </w:pPr>
+      <w:r>
+        <w:rPr>
+          <w:rFonts w:hint="eastAsia"/>
+          <w:lang w:val="en-US" w:eastAsia="zh-CN"/>
+        </w:rPr>
+        <w:t>语言（三大特性，有什么注意，什么叫有什么注意？）</w:t>
+      </w:r>
+    </w:p>
+    <w:p>
+      <w:pPr>
+        <w:numPr>
+          <w:ilvl w:val="0"/>
+          <w:numId w:val="11"/>
+        </w:numPr>
+        <w:rPr>
+          <w:rFonts w:hint="default"/>
+          <w:lang w:val="en-US" w:eastAsia="zh-CN"/>
+        </w:rPr>
+      </w:pPr>
+      <w:r>
+        <w:rPr>
+          <w:rFonts w:hint="eastAsia"/>
+          <w:lang w:val="en-US" w:eastAsia="zh-CN"/>
+        </w:rPr>
+        <w:t>性能优化：draw call是什么、怎么降低、如果draw call理论很低，性能反而下降了，为什么？）</w:t>
+      </w:r>
+    </w:p>
+    <w:p>
+      <w:pPr>
+        <w:numPr>
+          <w:ilvl w:val="0"/>
+          <w:numId w:val="11"/>
+        </w:numPr>
+        <w:rPr>
+          <w:rFonts w:hint="default"/>
+          <w:lang w:val="en-US" w:eastAsia="zh-CN"/>
+        </w:rPr>
+      </w:pPr>
+      <w:r>
+        <w:rPr>
+          <w:rFonts w:hint="eastAsia"/>
+          <w:lang w:val="en-US" w:eastAsia="zh-CN"/>
+        </w:rPr>
+        <w:t>设计模式：单例、懒汉饿汉、对象池有什么作用</w:t>
+      </w:r>
+    </w:p>
+    <w:p>
+      <w:pPr>
+        <w:widowControl w:val="0"/>
+        <w:numPr>
+          <w:numId w:val="0"/>
+        </w:numPr>
+        <w:jc w:val="both"/>
+        <w:rPr>
+          <w:rFonts w:hint="eastAsia"/>
+          <w:lang w:val="en-US" w:eastAsia="zh-CN"/>
+        </w:rPr>
+      </w:pPr>
+    </w:p>
+    <w:p>
+      <w:pPr>
+        <w:widowControl w:val="0"/>
+        <w:numPr>
+          <w:numId w:val="0"/>
+        </w:numPr>
+        <w:jc w:val="both"/>
+        <w:rPr>
+          <w:rFonts w:hint="eastAsia"/>
+          <w:lang w:val="en-US" w:eastAsia="zh-CN"/>
+        </w:rPr>
+      </w:pPr>
+      <w:r>
+        <w:rPr>
+          <w:rFonts w:hint="eastAsia"/>
+          <w:lang w:val="en-US" w:eastAsia="zh-CN"/>
+        </w:rPr>
+        <w:t>二面</w:t>
+      </w:r>
+    </w:p>
+    <w:p>
+      <w:pPr>
+        <w:widowControl w:val="0"/>
+        <w:numPr>
+          <w:numId w:val="0"/>
+        </w:numPr>
+        <w:jc w:val="both"/>
+        <w:rPr>
+          <w:rFonts w:hint="default"/>
+          <w:lang w:val="en-US" w:eastAsia="zh-CN"/>
+        </w:rPr>
+      </w:pPr>
+      <w:r>
+        <w:rPr>
+          <w:rFonts w:hint="eastAsia"/>
+          <w:lang w:val="en-US" w:eastAsia="zh-CN"/>
+        </w:rPr>
+        <w:t>拷打项目（实际没怎么问），主要是闲聊</w:t>
       </w:r>
       <w:bookmarkStart w:id="0" w:name="_GoBack"/>
       <w:bookmarkEnd w:id="0"/>
-      <w:r>
-        <w:rPr>
-          <w:rFonts w:hint="eastAsia"/>
-          <w:lang w:val="en-US" w:eastAsia="zh-CN"/>
-        </w:rPr>
-        <w:t>写思维导图（更像是HR面内容，可能意在考逻辑思维，毕竟工作内容是用AI）</w:t>
-      </w:r>
     </w:p>
     <w:p>
       <w:pPr>
         <w:widowControl w:val="0"/>
         <w:numPr>
-          <w:ilvl w:val="0"/>
           <w:numId w:val="0"/>
         </w:numPr>
         <w:jc w:val="both"/>
@@ -1626,6 +2115,18 @@
     </w:lvl>
   </w:abstractNum>
   <w:abstractNum w:abstractNumId="3">
+    <w:nsid w:val="B42287FD"/>
+    <w:multiLevelType w:val="singleLevel"/>
+    <w:tmpl w:val="B42287FD"/>
+    <w:lvl w:ilvl="0" w:tentative="0">
+      <w:start w:val="1"/>
+      <w:numFmt w:val="decimal"/>
+      <w:suff w:val="nothing"/>
+      <w:lvlText w:val="%1、"/>
+      <w:lvlJc w:val="left"/>
+    </w:lvl>
+  </w:abstractNum>
+  <w:abstractNum w:abstractNumId="4">
     <w:nsid w:val="DBD95121"/>
     <w:multiLevelType w:val="singleLevel"/>
     <w:tmpl w:val="DBD95121"/>
@@ -1641,7 +2142,7 @@
       </w:pPr>
     </w:lvl>
   </w:abstractNum>
-  <w:abstractNum w:abstractNumId="4">
+  <w:abstractNum w:abstractNumId="5">
     <w:nsid w:val="E0CD820D"/>
     <w:multiLevelType w:val="singleLevel"/>
     <w:tmpl w:val="E0CD820D"/>
@@ -1657,7 +2158,7 @@
       </w:pPr>
     </w:lvl>
   </w:abstractNum>
-  <w:abstractNum w:abstractNumId="5">
+  <w:abstractNum w:abstractNumId="6">
     <w:nsid w:val="E70AA269"/>
     <w:multiLevelType w:val="singleLevel"/>
     <w:tmpl w:val="E70AA269"/>
@@ -1669,7 +2170,7 @@
       <w:lvlJc w:val="left"/>
     </w:lvl>
   </w:abstractNum>
-  <w:abstractNum w:abstractNumId="6">
+  <w:abstractNum w:abstractNumId="7">
     <w:nsid w:val="F92D86AF"/>
     <w:multiLevelType w:val="singleLevel"/>
     <w:tmpl w:val="F92D86AF"/>
@@ -1685,7 +2186,19 @@
       </w:pPr>
     </w:lvl>
   </w:abstractNum>
-  <w:abstractNum w:abstractNumId="7">
+  <w:abstractNum w:abstractNumId="8">
+    <w:nsid w:val="39EB47AF"/>
+    <w:multiLevelType w:val="singleLevel"/>
+    <w:tmpl w:val="39EB47AF"/>
+    <w:lvl w:ilvl="0" w:tentative="0">
+      <w:start w:val="1"/>
+      <w:numFmt w:val="decimal"/>
+      <w:suff w:val="nothing"/>
+      <w:lvlText w:val="%1、"/>
+      <w:lvlJc w:val="left"/>
+    </w:lvl>
+  </w:abstractNum>
+  <w:abstractNum w:abstractNumId="9">
     <w:nsid w:val="507FE347"/>
     <w:multiLevelType w:val="singleLevel"/>
     <w:tmpl w:val="507FE347"/>
@@ -1701,7 +2214,7 @@
       </w:pPr>
     </w:lvl>
   </w:abstractNum>
-  <w:abstractNum w:abstractNumId="8">
+  <w:abstractNum w:abstractNumId="10">
     <w:nsid w:val="70FE981A"/>
     <w:multiLevelType w:val="singleLevel"/>
     <w:tmpl w:val="70FE981A"/>
@@ -1714,31 +2227,37 @@
     </w:lvl>
   </w:abstractNum>
   <w:num w:numId="1">
-    <w:abstractNumId w:val="6"/>
+    <w:abstractNumId w:val="7"/>
   </w:num>
   <w:num w:numId="2">
-    <w:abstractNumId w:val="7"/>
+    <w:abstractNumId w:val="9"/>
   </w:num>
   <w:num w:numId="3">
     <w:abstractNumId w:val="1"/>
   </w:num>
   <w:num w:numId="4">
+    <w:abstractNumId w:val="5"/>
+  </w:num>
+  <w:num w:numId="5">
     <w:abstractNumId w:val="4"/>
   </w:num>
-  <w:num w:numId="5">
-    <w:abstractNumId w:val="3"/>
-  </w:num>
   <w:num w:numId="6">
-    <w:abstractNumId w:val="8"/>
+    <w:abstractNumId w:val="10"/>
   </w:num>
   <w:num w:numId="7">
-    <w:abstractNumId w:val="5"/>
+    <w:abstractNumId w:val="6"/>
   </w:num>
   <w:num w:numId="8">
     <w:abstractNumId w:val="0"/>
   </w:num>
   <w:num w:numId="9">
     <w:abstractNumId w:val="2"/>
+  </w:num>
+  <w:num w:numId="10">
+    <w:abstractNumId w:val="3"/>
+  </w:num>
+  <w:num w:numId="11">
+    <w:abstractNumId w:val="8"/>
   </w:num>
 </w:numbering>
 </file>
